--- a/info/Структура.docx
+++ b/info/Структура.docx
@@ -27,7 +27,7 @@
           <w:szCs w:val="33"/>
           <w:lang w:eastAsia="ru-RU"/>
         </w:rPr>
-        <w:t> Шаблон описания структуры проекта</w:t>
+        <w:t>Шаблон описания структуры проекта</w:t>
       </w:r>
     </w:p>
     <w:p>
@@ -667,7 +667,6 @@
         </w:rPr>
       </w:pPr>
       <w:proofErr w:type="spellStart"/>
-      <w:proofErr w:type="gramStart"/>
       <w:r>
         <w:rPr>
           <w:rFonts w:ascii="Times New Roman" w:eastAsia="Times New Roman" w:hAnsi="Times New Roman" w:cs="Times New Roman"/>
@@ -1153,7 +1152,6 @@
         </w:rPr>
         <w:t>power-websocket.js</w:t>
       </w:r>
-      <w:proofErr w:type="gramEnd"/>
       <w:r>
         <w:rPr>
           <w:rFonts w:ascii="Times New Roman" w:eastAsia="Times New Roman" w:hAnsi="Times New Roman" w:cs="Times New Roman"/>
@@ -1750,7 +1748,6 @@
           <w:rFonts w:ascii="Times New Roman" w:hAnsi="Times New Roman" w:cs="Times New Roman"/>
           <w:sz w:val="24"/>
           <w:szCs w:val="24"/>
-          <w:lang w:val="en-US"/>
         </w:rPr>
         <w:t xml:space="preserve">     </w:t>
       </w:r>
@@ -2001,13 +1998,15 @@
           <w:rFonts w:ascii="Times New Roman" w:hAnsi="Times New Roman" w:cs="Times New Roman"/>
           <w:sz w:val="24"/>
           <w:szCs w:val="24"/>
-        </w:rPr>
-      </w:pPr>
-      <w:r>
-        <w:rPr>
-          <w:rFonts w:ascii="Times New Roman" w:hAnsi="Times New Roman" w:cs="Times New Roman"/>
-          <w:sz w:val="24"/>
-          <w:szCs w:val="24"/>
+          <w:lang w:val="en-US"/>
+        </w:rPr>
+      </w:pPr>
+      <w:r>
+        <w:rPr>
+          <w:rFonts w:ascii="Times New Roman" w:hAnsi="Times New Roman" w:cs="Times New Roman"/>
+          <w:sz w:val="24"/>
+          <w:szCs w:val="24"/>
+          <w:lang w:val="en-US"/>
         </w:rPr>
         <w:t>│</w:t>
       </w:r>
@@ -2025,8 +2024,29 @@
           <w:rFonts w:ascii="Times New Roman" w:hAnsi="Times New Roman" w:cs="Times New Roman"/>
           <w:sz w:val="24"/>
           <w:szCs w:val="24"/>
-        </w:rPr>
-        <w:t xml:space="preserve">   └──  websocket-manager.js</w:t>
+          <w:lang w:val="en-US"/>
+        </w:rPr>
+        <w:t xml:space="preserve">   └─</w:t>
+      </w:r>
+      <w:proofErr w:type="gramStart"/>
+      <w:r>
+        <w:rPr>
+          <w:rFonts w:ascii="Times New Roman" w:hAnsi="Times New Roman" w:cs="Times New Roman"/>
+          <w:sz w:val="24"/>
+          <w:szCs w:val="24"/>
+          <w:lang w:val="en-US"/>
+        </w:rPr>
+        <w:t>─  websocket</w:t>
+      </w:r>
+      <w:proofErr w:type="gramEnd"/>
+      <w:r>
+        <w:rPr>
+          <w:rFonts w:ascii="Times New Roman" w:hAnsi="Times New Roman" w:cs="Times New Roman"/>
+          <w:sz w:val="24"/>
+          <w:szCs w:val="24"/>
+          <w:lang w:val="en-US"/>
+        </w:rPr>
+        <w:t>-manager.js</w:t>
       </w:r>
     </w:p>
     <w:p>
@@ -2036,13 +2056,15 @@
           <w:rFonts w:ascii="Times New Roman" w:hAnsi="Times New Roman" w:cs="Times New Roman"/>
           <w:sz w:val="24"/>
           <w:szCs w:val="24"/>
-        </w:rPr>
-      </w:pPr>
-      <w:r>
-        <w:rPr>
-          <w:rFonts w:ascii="Times New Roman" w:hAnsi="Times New Roman" w:cs="Times New Roman"/>
-          <w:sz w:val="24"/>
-          <w:szCs w:val="24"/>
+          <w:lang w:val="en-US"/>
+        </w:rPr>
+      </w:pPr>
+      <w:r>
+        <w:rPr>
+          <w:rFonts w:ascii="Times New Roman" w:hAnsi="Times New Roman" w:cs="Times New Roman"/>
+          <w:sz w:val="24"/>
+          <w:szCs w:val="24"/>
+          <w:lang w:val="en-US"/>
         </w:rPr>
         <w:t>│</w:t>
       </w:r>
@@ -2054,13 +2076,15 @@
           <w:rFonts w:ascii="Times New Roman" w:hAnsi="Times New Roman" w:cs="Times New Roman"/>
           <w:sz w:val="24"/>
           <w:szCs w:val="24"/>
-        </w:rPr>
-      </w:pPr>
-      <w:r>
-        <w:rPr>
-          <w:rFonts w:ascii="Times New Roman" w:hAnsi="Times New Roman" w:cs="Times New Roman"/>
-          <w:sz w:val="24"/>
-          <w:szCs w:val="24"/>
+          <w:lang w:val="en-US"/>
+        </w:rPr>
+      </w:pPr>
+      <w:r>
+        <w:rPr>
+          <w:rFonts w:ascii="Times New Roman" w:hAnsi="Times New Roman" w:cs="Times New Roman"/>
+          <w:sz w:val="24"/>
+          <w:szCs w:val="24"/>
+          <w:lang w:val="en-US"/>
         </w:rPr>
         <w:t>│</w:t>
       </w:r>
@@ -2072,33 +2096,102 @@
           <w:rFonts w:ascii="Times New Roman" w:hAnsi="Times New Roman" w:cs="Times New Roman"/>
           <w:sz w:val="24"/>
           <w:szCs w:val="24"/>
-        </w:rPr>
-      </w:pPr>
-      <w:r>
-        <w:rPr>
-          <w:rFonts w:ascii="Times New Roman" w:hAnsi="Times New Roman" w:cs="Times New Roman"/>
-          <w:sz w:val="24"/>
-          <w:szCs w:val="24"/>
-        </w:rPr>
-        <w:t xml:space="preserve">├── 📁 </w:t>
-      </w:r>
-      <w:proofErr w:type="spellStart"/>
-      <w:r>
-        <w:rPr>
-          <w:rFonts w:ascii="Times New Roman" w:hAnsi="Times New Roman" w:cs="Times New Roman"/>
-          <w:sz w:val="24"/>
-          <w:szCs w:val="24"/>
-        </w:rPr>
-        <w:t>core</w:t>
-      </w:r>
-      <w:proofErr w:type="spellEnd"/>
-      <w:r>
-        <w:rPr>
-          <w:rFonts w:ascii="Times New Roman" w:hAnsi="Times New Roman" w:cs="Times New Roman"/>
-          <w:sz w:val="24"/>
-          <w:szCs w:val="24"/>
-        </w:rPr>
-        <w:t>/            # Ядро приложения (общие компоненты)</w:t>
+          <w:lang w:val="en-US"/>
+        </w:rPr>
+      </w:pPr>
+      <w:r>
+        <w:rPr>
+          <w:rFonts w:ascii="Times New Roman" w:hAnsi="Times New Roman" w:cs="Times New Roman"/>
+          <w:sz w:val="24"/>
+          <w:szCs w:val="24"/>
+          <w:lang w:val="en-US"/>
+        </w:rPr>
+        <w:t xml:space="preserve">├── </w:t>
+      </w:r>
+      <w:r>
+        <w:rPr>
+          <w:rFonts w:ascii="Times New Roman" w:hAnsi="Times New Roman" w:cs="Times New Roman"/>
+          <w:sz w:val="24"/>
+          <w:szCs w:val="24"/>
+        </w:rPr>
+        <w:t>📁</w:t>
+      </w:r>
+      <w:r>
+        <w:rPr>
+          <w:rFonts w:ascii="Times New Roman" w:hAnsi="Times New Roman" w:cs="Times New Roman"/>
+          <w:sz w:val="24"/>
+          <w:szCs w:val="24"/>
+          <w:lang w:val="en-US"/>
+        </w:rPr>
+        <w:t xml:space="preserve"> core/            # </w:t>
+      </w:r>
+      <w:r>
+        <w:rPr>
+          <w:rFonts w:ascii="Times New Roman" w:hAnsi="Times New Roman" w:cs="Times New Roman"/>
+          <w:sz w:val="24"/>
+          <w:szCs w:val="24"/>
+        </w:rPr>
+        <w:t>Ядро</w:t>
+      </w:r>
+      <w:r>
+        <w:rPr>
+          <w:rFonts w:ascii="Times New Roman" w:hAnsi="Times New Roman" w:cs="Times New Roman"/>
+          <w:sz w:val="24"/>
+          <w:szCs w:val="24"/>
+          <w:lang w:val="en-US"/>
+        </w:rPr>
+        <w:t xml:space="preserve"> </w:t>
+      </w:r>
+      <w:r>
+        <w:rPr>
+          <w:rFonts w:ascii="Times New Roman" w:hAnsi="Times New Roman" w:cs="Times New Roman"/>
+          <w:sz w:val="24"/>
+          <w:szCs w:val="24"/>
+        </w:rPr>
+        <w:t>приложения</w:t>
+      </w:r>
+      <w:r>
+        <w:rPr>
+          <w:rFonts w:ascii="Times New Roman" w:hAnsi="Times New Roman" w:cs="Times New Roman"/>
+          <w:sz w:val="24"/>
+          <w:szCs w:val="24"/>
+          <w:lang w:val="en-US"/>
+        </w:rPr>
+        <w:t xml:space="preserve"> (</w:t>
+      </w:r>
+      <w:r>
+        <w:rPr>
+          <w:rFonts w:ascii="Times New Roman" w:hAnsi="Times New Roman" w:cs="Times New Roman"/>
+          <w:sz w:val="24"/>
+          <w:szCs w:val="24"/>
+        </w:rPr>
+        <w:t>общие</w:t>
+      </w:r>
+      <w:r>
+        <w:rPr>
+          <w:rFonts w:ascii="Times New Roman" w:hAnsi="Times New Roman" w:cs="Times New Roman"/>
+          <w:sz w:val="24"/>
+          <w:szCs w:val="24"/>
+          <w:lang w:val="en-US"/>
+        </w:rPr>
+        <w:t xml:space="preserve"> </w:t>
+      </w:r>
+      <w:r>
+        <w:rPr>
+          <w:rFonts w:ascii="Times New Roman" w:hAnsi="Times New Roman" w:cs="Times New Roman"/>
+          <w:sz w:val="24"/>
+          <w:szCs w:val="24"/>
+        </w:rPr>
+        <w:t>компоненты</w:t>
+      </w:r>
+      <w:r>
+        <w:rPr>
+          <w:rFonts w:ascii="Times New Roman" w:hAnsi="Times New Roman" w:cs="Times New Roman"/>
+          <w:sz w:val="24"/>
+          <w:szCs w:val="24"/>
+          <w:lang w:val="en-US"/>
+        </w:rPr>
+        <w:t>)</w:t>
       </w:r>
     </w:p>
     <w:p>
@@ -2108,15 +2201,34 @@
           <w:rFonts w:ascii="Times New Roman" w:hAnsi="Times New Roman" w:cs="Times New Roman"/>
           <w:sz w:val="24"/>
           <w:szCs w:val="24"/>
-        </w:rPr>
-      </w:pPr>
-      <w:r>
-        <w:rPr>
-          <w:rFonts w:ascii="Times New Roman" w:hAnsi="Times New Roman" w:cs="Times New Roman"/>
-          <w:sz w:val="24"/>
-          <w:szCs w:val="24"/>
-        </w:rPr>
-        <w:t xml:space="preserve">│   ├── 📁 </w:t>
+          <w:lang w:val="en-US"/>
+        </w:rPr>
+      </w:pPr>
+      <w:r>
+        <w:rPr>
+          <w:rFonts w:ascii="Times New Roman" w:hAnsi="Times New Roman" w:cs="Times New Roman"/>
+          <w:sz w:val="24"/>
+          <w:szCs w:val="24"/>
+          <w:lang w:val="en-US"/>
+        </w:rPr>
+        <w:t xml:space="preserve">│   ├── </w:t>
+      </w:r>
+      <w:r>
+        <w:rPr>
+          <w:rFonts w:ascii="Times New Roman" w:hAnsi="Times New Roman" w:cs="Times New Roman"/>
+          <w:sz w:val="24"/>
+          <w:szCs w:val="24"/>
+        </w:rPr>
+        <w:t>📁</w:t>
+      </w:r>
+      <w:r>
+        <w:rPr>
+          <w:rFonts w:ascii="Times New Roman" w:hAnsi="Times New Roman" w:cs="Times New Roman"/>
+          <w:sz w:val="24"/>
+          <w:szCs w:val="24"/>
+          <w:lang w:val="en-US"/>
+        </w:rPr>
+        <w:t xml:space="preserve"> </w:t>
       </w:r>
       <w:proofErr w:type="spellStart"/>
       <w:r>
@@ -2124,6 +2236,7 @@
           <w:rFonts w:ascii="Times New Roman" w:hAnsi="Times New Roman" w:cs="Times New Roman"/>
           <w:sz w:val="24"/>
           <w:szCs w:val="24"/>
+          <w:lang w:val="en-US"/>
         </w:rPr>
         <w:t>config</w:t>
       </w:r>
@@ -2133,6 +2246,7 @@
           <w:rFonts w:ascii="Times New Roman" w:hAnsi="Times New Roman" w:cs="Times New Roman"/>
           <w:sz w:val="24"/>
           <w:szCs w:val="24"/>
+          <w:lang w:val="en-US"/>
         </w:rPr>
         <w:t xml:space="preserve"> </w:t>
       </w:r>
@@ -2141,8 +2255,34 @@
           <w:rFonts w:ascii="Times New Roman" w:hAnsi="Times New Roman" w:cs="Times New Roman"/>
           <w:sz w:val="24"/>
           <w:szCs w:val="24"/>
-        </w:rPr>
-        <w:t>/       # Общие утилиты</w:t>
+          <w:lang w:val="en-US"/>
+        </w:rPr>
+        <w:t xml:space="preserve">/       # </w:t>
+      </w:r>
+      <w:r>
+        <w:rPr>
+          <w:rFonts w:ascii="Times New Roman" w:hAnsi="Times New Roman" w:cs="Times New Roman"/>
+          <w:sz w:val="24"/>
+          <w:szCs w:val="24"/>
+        </w:rPr>
+        <w:t>Общие</w:t>
+      </w:r>
+      <w:r>
+        <w:rPr>
+          <w:rFonts w:ascii="Times New Roman" w:hAnsi="Times New Roman" w:cs="Times New Roman"/>
+          <w:sz w:val="24"/>
+          <w:szCs w:val="24"/>
+          <w:lang w:val="en-US"/>
+        </w:rPr>
+        <w:t xml:space="preserve"> </w:t>
+      </w:r>
+      <w:r>
+        <w:rPr>
+          <w:rFonts w:ascii="Times New Roman" w:hAnsi="Times New Roman" w:cs="Times New Roman"/>
+          <w:sz w:val="24"/>
+          <w:szCs w:val="24"/>
+        </w:rPr>
+        <w:t>утилиты</w:t>
       </w:r>
     </w:p>
     <w:p>
@@ -2152,13 +2292,15 @@
           <w:rFonts w:ascii="Times New Roman" w:hAnsi="Times New Roman" w:cs="Times New Roman"/>
           <w:sz w:val="24"/>
           <w:szCs w:val="24"/>
-        </w:rPr>
-      </w:pPr>
-      <w:r>
-        <w:rPr>
-          <w:rFonts w:ascii="Times New Roman" w:hAnsi="Times New Roman" w:cs="Times New Roman"/>
-          <w:sz w:val="24"/>
-          <w:szCs w:val="24"/>
+          <w:lang w:val="en-US"/>
+        </w:rPr>
+      </w:pPr>
+      <w:r>
+        <w:rPr>
+          <w:rFonts w:ascii="Times New Roman" w:hAnsi="Times New Roman" w:cs="Times New Roman"/>
+          <w:sz w:val="24"/>
+          <w:szCs w:val="24"/>
+          <w:lang w:val="en-US"/>
         </w:rPr>
         <w:t>│   │</w:t>
       </w:r>
@@ -2167,6 +2309,7 @@
           <w:rFonts w:ascii="Times New Roman" w:hAnsi="Times New Roman" w:cs="Times New Roman"/>
           <w:sz w:val="24"/>
           <w:szCs w:val="24"/>
+          <w:lang w:val="en-US"/>
         </w:rPr>
         <w:tab/>
       </w:r>
@@ -2175,14 +2318,26 @@
           <w:rFonts w:ascii="Times New Roman" w:hAnsi="Times New Roman" w:cs="Times New Roman"/>
           <w:sz w:val="24"/>
           <w:szCs w:val="24"/>
-        </w:rPr>
-        <w:t xml:space="preserve">├──  </w:t>
-      </w:r>
-      <w:r>
-        <w:rPr>
-          <w:rFonts w:ascii="Times New Roman" w:hAnsi="Times New Roman" w:cs="Times New Roman"/>
-          <w:sz w:val="24"/>
-          <w:szCs w:val="24"/>
+          <w:lang w:val="en-US"/>
+        </w:rPr>
+        <w:t>├─</w:t>
+      </w:r>
+      <w:proofErr w:type="gramStart"/>
+      <w:r>
+        <w:rPr>
+          <w:rFonts w:ascii="Times New Roman" w:hAnsi="Times New Roman" w:cs="Times New Roman"/>
+          <w:sz w:val="24"/>
+          <w:szCs w:val="24"/>
+          <w:lang w:val="en-US"/>
+        </w:rPr>
+        <w:t xml:space="preserve">─  </w:t>
+      </w:r>
+      <w:r>
+        <w:rPr>
+          <w:rFonts w:ascii="Times New Roman" w:hAnsi="Times New Roman" w:cs="Times New Roman"/>
+          <w:sz w:val="24"/>
+          <w:szCs w:val="24"/>
+          <w:lang w:val="en-US"/>
         </w:rPr>
         <w:t>paths</w:t>
       </w:r>
@@ -2191,9 +2346,11 @@
           <w:rFonts w:ascii="Times New Roman" w:hAnsi="Times New Roman" w:cs="Times New Roman"/>
           <w:sz w:val="24"/>
           <w:szCs w:val="24"/>
+          <w:lang w:val="en-US"/>
         </w:rPr>
         <w:t>.js</w:t>
       </w:r>
+      <w:proofErr w:type="gramEnd"/>
     </w:p>
     <w:p>
       <w:pPr>
@@ -2202,13 +2359,15 @@
           <w:rFonts w:ascii="Times New Roman" w:hAnsi="Times New Roman" w:cs="Times New Roman"/>
           <w:sz w:val="24"/>
           <w:szCs w:val="24"/>
-        </w:rPr>
-      </w:pPr>
-      <w:r>
-        <w:rPr>
-          <w:rFonts w:ascii="Times New Roman" w:hAnsi="Times New Roman" w:cs="Times New Roman"/>
-          <w:sz w:val="24"/>
-          <w:szCs w:val="24"/>
+          <w:lang w:val="en-US"/>
+        </w:rPr>
+      </w:pPr>
+      <w:r>
+        <w:rPr>
+          <w:rFonts w:ascii="Times New Roman" w:hAnsi="Times New Roman" w:cs="Times New Roman"/>
+          <w:sz w:val="24"/>
+          <w:szCs w:val="24"/>
+          <w:lang w:val="en-US"/>
         </w:rPr>
         <w:t>│   │</w:t>
       </w:r>
@@ -2220,15 +2379,34 @@
           <w:rFonts w:ascii="Times New Roman" w:hAnsi="Times New Roman" w:cs="Times New Roman"/>
           <w:sz w:val="24"/>
           <w:szCs w:val="24"/>
-        </w:rPr>
-      </w:pPr>
-      <w:r>
-        <w:rPr>
-          <w:rFonts w:ascii="Times New Roman" w:hAnsi="Times New Roman" w:cs="Times New Roman"/>
-          <w:sz w:val="24"/>
-          <w:szCs w:val="24"/>
-        </w:rPr>
-        <w:t xml:space="preserve">│   ├── 📁 </w:t>
+          <w:lang w:val="en-US"/>
+        </w:rPr>
+      </w:pPr>
+      <w:r>
+        <w:rPr>
+          <w:rFonts w:ascii="Times New Roman" w:hAnsi="Times New Roman" w:cs="Times New Roman"/>
+          <w:sz w:val="24"/>
+          <w:szCs w:val="24"/>
+          <w:lang w:val="en-US"/>
+        </w:rPr>
+        <w:t xml:space="preserve">│   ├── </w:t>
+      </w:r>
+      <w:r>
+        <w:rPr>
+          <w:rFonts w:ascii="Times New Roman" w:hAnsi="Times New Roman" w:cs="Times New Roman"/>
+          <w:sz w:val="24"/>
+          <w:szCs w:val="24"/>
+        </w:rPr>
+        <w:t>📁</w:t>
+      </w:r>
+      <w:r>
+        <w:rPr>
+          <w:rFonts w:ascii="Times New Roman" w:hAnsi="Times New Roman" w:cs="Times New Roman"/>
+          <w:sz w:val="24"/>
+          <w:szCs w:val="24"/>
+          <w:lang w:val="en-US"/>
+        </w:rPr>
+        <w:t xml:space="preserve"> </w:t>
       </w:r>
       <w:proofErr w:type="spellStart"/>
       <w:r>
@@ -2236,6 +2414,7 @@
           <w:rFonts w:ascii="Times New Roman" w:hAnsi="Times New Roman" w:cs="Times New Roman"/>
           <w:sz w:val="24"/>
           <w:szCs w:val="24"/>
+          <w:lang w:val="en-US"/>
         </w:rPr>
         <w:t>utils</w:t>
       </w:r>
@@ -2245,6 +2424,7 @@
           <w:rFonts w:ascii="Times New Roman" w:hAnsi="Times New Roman" w:cs="Times New Roman"/>
           <w:sz w:val="24"/>
           <w:szCs w:val="24"/>
+          <w:lang w:val="en-US"/>
         </w:rPr>
         <w:t xml:space="preserve"> </w:t>
       </w:r>
@@ -2253,8 +2433,34 @@
           <w:rFonts w:ascii="Times New Roman" w:hAnsi="Times New Roman" w:cs="Times New Roman"/>
           <w:sz w:val="24"/>
           <w:szCs w:val="24"/>
-        </w:rPr>
-        <w:t>/      # Общая конфигурация</w:t>
+          <w:lang w:val="en-US"/>
+        </w:rPr>
+        <w:t xml:space="preserve">/      # </w:t>
+      </w:r>
+      <w:r>
+        <w:rPr>
+          <w:rFonts w:ascii="Times New Roman" w:hAnsi="Times New Roman" w:cs="Times New Roman"/>
+          <w:sz w:val="24"/>
+          <w:szCs w:val="24"/>
+        </w:rPr>
+        <w:t>Общая</w:t>
+      </w:r>
+      <w:r>
+        <w:rPr>
+          <w:rFonts w:ascii="Times New Roman" w:hAnsi="Times New Roman" w:cs="Times New Roman"/>
+          <w:sz w:val="24"/>
+          <w:szCs w:val="24"/>
+          <w:lang w:val="en-US"/>
+        </w:rPr>
+        <w:t xml:space="preserve"> </w:t>
+      </w:r>
+      <w:r>
+        <w:rPr>
+          <w:rFonts w:ascii="Times New Roman" w:hAnsi="Times New Roman" w:cs="Times New Roman"/>
+          <w:sz w:val="24"/>
+          <w:szCs w:val="24"/>
+        </w:rPr>
+        <w:t>конфигурация</w:t>
       </w:r>
     </w:p>
     <w:p>
@@ -2264,13 +2470,15 @@
           <w:rFonts w:ascii="Times New Roman" w:hAnsi="Times New Roman" w:cs="Times New Roman"/>
           <w:sz w:val="24"/>
           <w:szCs w:val="24"/>
-        </w:rPr>
-      </w:pPr>
-      <w:r>
-        <w:rPr>
-          <w:rFonts w:ascii="Times New Roman" w:hAnsi="Times New Roman" w:cs="Times New Roman"/>
-          <w:sz w:val="24"/>
-          <w:szCs w:val="24"/>
+          <w:lang w:val="en-US"/>
+        </w:rPr>
+      </w:pPr>
+      <w:r>
+        <w:rPr>
+          <w:rFonts w:ascii="Times New Roman" w:hAnsi="Times New Roman" w:cs="Times New Roman"/>
+          <w:sz w:val="24"/>
+          <w:szCs w:val="24"/>
+          <w:lang w:val="en-US"/>
         </w:rPr>
         <w:t>│   │</w:t>
       </w:r>
@@ -2279,6 +2487,7 @@
           <w:rFonts w:ascii="Times New Roman" w:hAnsi="Times New Roman" w:cs="Times New Roman"/>
           <w:sz w:val="24"/>
           <w:szCs w:val="24"/>
+          <w:lang w:val="en-US"/>
         </w:rPr>
         <w:tab/>
       </w:r>
@@ -2287,10 +2496,20 @@
           <w:rFonts w:ascii="Times New Roman" w:hAnsi="Times New Roman" w:cs="Times New Roman"/>
           <w:sz w:val="24"/>
           <w:szCs w:val="24"/>
-        </w:rPr>
-        <w:t xml:space="preserve">├──  </w:t>
-      </w:r>
-      <w:proofErr w:type="spellStart"/>
+          <w:lang w:val="en-US"/>
+        </w:rPr>
+        <w:t>├─</w:t>
+      </w:r>
+      <w:proofErr w:type="gramStart"/>
+      <w:r>
+        <w:rPr>
+          <w:rFonts w:ascii="Times New Roman" w:hAnsi="Times New Roman" w:cs="Times New Roman"/>
+          <w:sz w:val="24"/>
+          <w:szCs w:val="24"/>
+          <w:lang w:val="en-US"/>
+        </w:rPr>
+        <w:t xml:space="preserve">─  </w:t>
+      </w:r>
       <w:r>
         <w:rPr>
           <w:rFonts w:ascii="Times New Roman" w:hAnsi="Times New Roman" w:cs="Times New Roman"/>
@@ -2300,16 +2519,15 @@
         </w:rPr>
         <w:t>fileHandler</w:t>
       </w:r>
-      <w:proofErr w:type="spellEnd"/>
-      <w:r>
-        <w:rPr>
-          <w:rFonts w:ascii="Times New Roman" w:hAnsi="Times New Roman" w:cs="Times New Roman"/>
-          <w:sz w:val="24"/>
-          <w:szCs w:val="24"/>
+      <w:r>
+        <w:rPr>
+          <w:rFonts w:ascii="Times New Roman" w:hAnsi="Times New Roman" w:cs="Times New Roman"/>
+          <w:sz w:val="24"/>
+          <w:szCs w:val="24"/>
+          <w:lang w:val="en-US"/>
         </w:rPr>
         <w:t>.</w:t>
       </w:r>
-      <w:proofErr w:type="spellStart"/>
       <w:r>
         <w:rPr>
           <w:rFonts w:ascii="Times New Roman" w:hAnsi="Times New Roman" w:cs="Times New Roman"/>
@@ -2319,7 +2537,7 @@
         </w:rPr>
         <w:t>js</w:t>
       </w:r>
-      <w:proofErr w:type="spellEnd"/>
+      <w:proofErr w:type="gramEnd"/>
     </w:p>
     <w:p>
       <w:pPr>
@@ -2328,13 +2546,15 @@
           <w:rFonts w:ascii="Times New Roman" w:hAnsi="Times New Roman" w:cs="Times New Roman"/>
           <w:sz w:val="24"/>
           <w:szCs w:val="24"/>
-        </w:rPr>
-      </w:pPr>
-      <w:r>
-        <w:rPr>
-          <w:rFonts w:ascii="Times New Roman" w:hAnsi="Times New Roman" w:cs="Times New Roman"/>
-          <w:sz w:val="24"/>
-          <w:szCs w:val="24"/>
+          <w:lang w:val="en-US"/>
+        </w:rPr>
+      </w:pPr>
+      <w:r>
+        <w:rPr>
+          <w:rFonts w:ascii="Times New Roman" w:hAnsi="Times New Roman" w:cs="Times New Roman"/>
+          <w:sz w:val="24"/>
+          <w:szCs w:val="24"/>
+          <w:lang w:val="en-US"/>
         </w:rPr>
         <w:t>│   │</w:t>
       </w:r>
@@ -2343,16 +2563,20 @@
           <w:rFonts w:ascii="Times New Roman" w:hAnsi="Times New Roman" w:cs="Times New Roman"/>
           <w:sz w:val="24"/>
           <w:szCs w:val="24"/>
+          <w:lang w:val="en-US"/>
         </w:rPr>
         <w:tab/>
-      </w:r>
-      <w:r>
-        <w:rPr>
-          <w:rFonts w:ascii="Times New Roman" w:hAnsi="Times New Roman" w:cs="Times New Roman"/>
-          <w:sz w:val="24"/>
-          <w:szCs w:val="24"/>
-        </w:rPr>
-        <w:t xml:space="preserve">├──  </w:t>
+        <w:t>├─</w:t>
+      </w:r>
+      <w:proofErr w:type="gramStart"/>
+      <w:r>
+        <w:rPr>
+          <w:rFonts w:ascii="Times New Roman" w:hAnsi="Times New Roman" w:cs="Times New Roman"/>
+          <w:sz w:val="24"/>
+          <w:szCs w:val="24"/>
+          <w:lang w:val="en-US"/>
+        </w:rPr>
+        <w:t xml:space="preserve">─  </w:t>
       </w:r>
       <w:r>
         <w:rPr>
@@ -2368,10 +2592,10 @@
           <w:rFonts w:ascii="Times New Roman" w:hAnsi="Times New Roman" w:cs="Times New Roman"/>
           <w:sz w:val="24"/>
           <w:szCs w:val="24"/>
+          <w:lang w:val="en-US"/>
         </w:rPr>
         <w:t>.</w:t>
       </w:r>
-      <w:proofErr w:type="spellStart"/>
       <w:r>
         <w:rPr>
           <w:rFonts w:ascii="Times New Roman" w:hAnsi="Times New Roman" w:cs="Times New Roman"/>
@@ -2381,7 +2605,7 @@
         </w:rPr>
         <w:t>js</w:t>
       </w:r>
-      <w:proofErr w:type="spellEnd"/>
+      <w:proofErr w:type="gramEnd"/>
     </w:p>
     <w:p>
       <w:pPr>
@@ -2390,13 +2614,15 @@
           <w:rFonts w:ascii="Times New Roman" w:hAnsi="Times New Roman" w:cs="Times New Roman"/>
           <w:sz w:val="24"/>
           <w:szCs w:val="24"/>
-        </w:rPr>
-      </w:pPr>
-      <w:r>
-        <w:rPr>
-          <w:rFonts w:ascii="Times New Roman" w:hAnsi="Times New Roman" w:cs="Times New Roman"/>
-          <w:sz w:val="24"/>
-          <w:szCs w:val="24"/>
+          <w:lang w:val="en-US"/>
+        </w:rPr>
+      </w:pPr>
+      <w:r>
+        <w:rPr>
+          <w:rFonts w:ascii="Times New Roman" w:hAnsi="Times New Roman" w:cs="Times New Roman"/>
+          <w:sz w:val="24"/>
+          <w:szCs w:val="24"/>
+          <w:lang w:val="en-US"/>
         </w:rPr>
         <w:t>│</w:t>
       </w:r>
@@ -2416,6 +2642,7 @@
           <w:rFonts w:ascii="Times New Roman" w:hAnsi="Times New Roman" w:cs="Times New Roman"/>
           <w:sz w:val="24"/>
           <w:szCs w:val="24"/>
+          <w:lang w:val="en-US"/>
         </w:rPr>
         <w:t xml:space="preserve">└── </w:t>
       </w:r>
@@ -2432,6 +2659,7 @@
           <w:rFonts w:ascii="Times New Roman" w:hAnsi="Times New Roman" w:cs="Times New Roman"/>
           <w:sz w:val="24"/>
           <w:szCs w:val="24"/>
+          <w:lang w:val="en-US"/>
         </w:rPr>
         <w:t xml:space="preserve"> </w:t>
       </w:r>
@@ -2449,6 +2677,7 @@
           <w:rFonts w:ascii="Times New Roman" w:hAnsi="Times New Roman" w:cs="Times New Roman"/>
           <w:sz w:val="24"/>
           <w:szCs w:val="24"/>
+          <w:lang w:val="en-US"/>
         </w:rPr>
         <w:t xml:space="preserve">/       # </w:t>
       </w:r>
@@ -3221,74 +3450,153 @@
         </w:rPr>
         <w:t xml:space="preserve">   </w:t>
       </w:r>
+    </w:p>
+    <w:p>
+      <w:pPr>
+        <w:spacing w:after="0"/>
+      </w:pPr>
+    </w:p>
+    <w:p>
+      <w:pPr>
+        <w:spacing w:after="0"/>
+      </w:pPr>
+    </w:p>
+    <w:p>
+      <w:pPr>
+        <w:shd w:val="clear" w:color="auto" w:fill="FFFFFF"/>
+        <w:spacing w:before="480" w:after="240" w:line="480" w:lineRule="atLeast"/>
+        <w:outlineLvl w:val="1"/>
+        <w:rPr>
+          <w:rFonts w:ascii="Segoe UI" w:eastAsia="Times New Roman" w:hAnsi="Segoe UI" w:cs="Segoe UI"/>
+          <w:b/>
+          <w:bCs/>
+          <w:color w:val="0F1115"/>
+          <w:sz w:val="33"/>
+          <w:szCs w:val="33"/>
+          <w:lang w:eastAsia="ru-RU"/>
+        </w:rPr>
+      </w:pPr>
+      <w:r>
+        <w:rPr>
+          <w:rFonts w:ascii="Times New Roman" w:hAnsi="Times New Roman" w:cs="Times New Roman"/>
+          <w:b/>
+          <w:sz w:val="24"/>
+          <w:szCs w:val="24"/>
+        </w:rPr>
+        <w:t>Шаблон</w:t>
+      </w:r>
+      <w:r>
+        <w:rPr>
+          <w:rFonts w:ascii="Times New Roman" w:hAnsi="Times New Roman" w:cs="Times New Roman"/>
+          <w:b/>
+          <w:sz w:val="24"/>
+          <w:szCs w:val="24"/>
+        </w:rPr>
+        <w:t xml:space="preserve"> </w:t>
+      </w:r>
+      <w:r>
+        <w:rPr>
+          <w:rFonts w:ascii="Times New Roman" w:hAnsi="Times New Roman" w:cs="Times New Roman"/>
+          <w:b/>
+          <w:sz w:val="24"/>
+          <w:szCs w:val="24"/>
+        </w:rPr>
+        <w:t>нового</w:t>
+      </w:r>
+      <w:r>
+        <w:rPr>
+          <w:rFonts w:ascii="Times New Roman" w:hAnsi="Times New Roman" w:cs="Times New Roman"/>
+          <w:b/>
+          <w:sz w:val="24"/>
+          <w:szCs w:val="24"/>
+        </w:rPr>
+        <w:t xml:space="preserve"> </w:t>
+      </w:r>
+      <w:r>
+        <w:rPr>
+          <w:rFonts w:ascii="Times New Roman" w:hAnsi="Times New Roman" w:cs="Times New Roman"/>
+          <w:b/>
+          <w:sz w:val="24"/>
+          <w:szCs w:val="24"/>
+        </w:rPr>
+        <w:t>модуля</w:t>
+      </w:r>
+      <w:proofErr w:type="gramStart"/>
+      <w:r>
+        <w:rPr>
+          <w:rFonts w:ascii="Times New Roman" w:hAnsi="Times New Roman" w:cs="Times New Roman"/>
+          <w:b/>
+          <w:sz w:val="24"/>
+          <w:szCs w:val="24"/>
+        </w:rPr>
+        <w:t xml:space="preserve"> </w:t>
+      </w:r>
+      <w:r>
+        <w:rPr>
+          <w:rFonts w:ascii="Segoe UI" w:hAnsi="Segoe UI" w:cs="Segoe UI"/>
+          <w:color w:val="0F1115"/>
+          <w:shd w:val="clear" w:color="auto" w:fill="FFFFFF"/>
+        </w:rPr>
+        <w:t>Н</w:t>
+      </w:r>
+      <w:proofErr w:type="gramEnd"/>
+      <w:r>
+        <w:rPr>
+          <w:rFonts w:ascii="Segoe UI" w:hAnsi="Segoe UI" w:cs="Segoe UI"/>
+          <w:color w:val="0F1115"/>
+          <w:shd w:val="clear" w:color="auto" w:fill="FFFFFF"/>
+        </w:rPr>
+        <w:t xml:space="preserve">икаких дефисов, только </w:t>
+      </w:r>
+      <w:proofErr w:type="spellStart"/>
+      <w:r>
+        <w:rPr>
+          <w:rFonts w:ascii="Segoe UI" w:hAnsi="Segoe UI" w:cs="Segoe UI"/>
+          <w:color w:val="0F1115"/>
+          <w:shd w:val="clear" w:color="auto" w:fill="FFFFFF"/>
+        </w:rPr>
+        <w:t>CamelCase</w:t>
+      </w:r>
+      <w:proofErr w:type="spellEnd"/>
+      <w:r>
+        <w:rPr>
+          <w:rFonts w:ascii="Segoe UI" w:hAnsi="Segoe UI" w:cs="Segoe UI"/>
+          <w:color w:val="0F1115"/>
+          <w:shd w:val="clear" w:color="auto" w:fill="FFFFFF"/>
+        </w:rPr>
+        <w:t xml:space="preserve"> для имен файлов и </w:t>
+      </w:r>
+      <w:proofErr w:type="spellStart"/>
+      <w:r>
+        <w:rPr>
+          <w:rFonts w:ascii="Segoe UI" w:hAnsi="Segoe UI" w:cs="Segoe UI"/>
+          <w:color w:val="0F1115"/>
+          <w:shd w:val="clear" w:color="auto" w:fill="FFFFFF"/>
+        </w:rPr>
+        <w:t>PascalCase</w:t>
+      </w:r>
+      <w:proofErr w:type="spellEnd"/>
+      <w:r>
+        <w:rPr>
+          <w:rFonts w:ascii="Segoe UI" w:hAnsi="Segoe UI" w:cs="Segoe UI"/>
+          <w:color w:val="0F1115"/>
+          <w:shd w:val="clear" w:color="auto" w:fill="FFFFFF"/>
+        </w:rPr>
+        <w:t xml:space="preserve"> для классов!</w:t>
+      </w:r>
+    </w:p>
+    <w:p>
+      <w:pPr>
+        <w:spacing w:after="0"/>
+        <w:rPr>
+          <w:rFonts w:ascii="Times New Roman" w:hAnsi="Times New Roman" w:cs="Times New Roman"/>
+          <w:b/>
+          <w:sz w:val="24"/>
+          <w:szCs w:val="24"/>
+        </w:rPr>
+      </w:pPr>
       <w:bookmarkStart w:id="0" w:name="_GoBack"/>
       <w:bookmarkEnd w:id="0"/>
-    </w:p>
-    <w:p>
-      <w:pPr>
-        <w:spacing w:after="0"/>
-      </w:pPr>
-    </w:p>
-    <w:p>
-      <w:pPr>
-        <w:spacing w:after="0"/>
-      </w:pPr>
-    </w:p>
-    <w:p>
-      <w:pPr>
-        <w:spacing w:after="0"/>
-        <w:rPr>
-          <w:rFonts w:ascii="Times New Roman" w:hAnsi="Times New Roman" w:cs="Times New Roman"/>
-          <w:b/>
-          <w:sz w:val="24"/>
-          <w:szCs w:val="24"/>
-        </w:rPr>
-      </w:pPr>
-      <w:r>
-        <w:rPr>
-          <w:rFonts w:ascii="Times New Roman" w:hAnsi="Times New Roman" w:cs="Times New Roman"/>
-          <w:b/>
-          <w:sz w:val="24"/>
-          <w:szCs w:val="24"/>
-        </w:rPr>
-        <w:t>Шаблон</w:t>
-      </w:r>
-      <w:r>
-        <w:rPr>
-          <w:rFonts w:ascii="Times New Roman" w:hAnsi="Times New Roman" w:cs="Times New Roman"/>
-          <w:b/>
-          <w:sz w:val="24"/>
-          <w:szCs w:val="24"/>
-        </w:rPr>
-        <w:t xml:space="preserve"> </w:t>
-      </w:r>
-      <w:r>
-        <w:rPr>
-          <w:rFonts w:ascii="Times New Roman" w:hAnsi="Times New Roman" w:cs="Times New Roman"/>
-          <w:b/>
-          <w:sz w:val="24"/>
-          <w:szCs w:val="24"/>
-        </w:rPr>
-        <w:t>нового</w:t>
-      </w:r>
-      <w:r>
-        <w:rPr>
-          <w:rFonts w:ascii="Times New Roman" w:hAnsi="Times New Roman" w:cs="Times New Roman"/>
-          <w:b/>
-          <w:sz w:val="24"/>
-          <w:szCs w:val="24"/>
-        </w:rPr>
-        <w:t xml:space="preserve"> </w:t>
-      </w:r>
-      <w:r>
-        <w:rPr>
-          <w:rFonts w:ascii="Times New Roman" w:hAnsi="Times New Roman" w:cs="Times New Roman"/>
-          <w:b/>
-          <w:sz w:val="24"/>
-          <w:szCs w:val="24"/>
-        </w:rPr>
-        <w:t>модуля</w:t>
-      </w:r>
     </w:p>
     <w:p>
       <w:pPr>
